--- a/manuscript/Title_Page_CAEE.docx
+++ b/manuscript/Title_Page_CAEE.docx
@@ -184,7 +184,7 @@
         <w:pStyle w:val="BodyText"/>
       </w:pPr>
       <w:r>
-        <w:t xml:space="preserve">The analysis code, container definitions, environment-capture routine and edge inference application are available at https://github.com/xiaolin200206/unified-agtech-engine (tagged</w:t>
+        <w:t xml:space="preserve">The analysis code, container definitions, environment-capture routine and edge inference application are available at https://github.com/xiaolin200206/edge-container-deployment-measurement (tagged</w:t>
       </w:r>
       <w:r>
         <w:t xml:space="preserve"> </w:t>

--- a/manuscript/Title_Page_CAEE.docx
+++ b/manuscript/Title_Page_CAEE.docx
@@ -176,7 +176,7 @@
         <w:pStyle w:val="BodyText"/>
       </w:pPr>
       <w:r>
-        <w:t xml:space="preserve">All research data underlying this article are openly available. The greenhouse image dataset and the complete deployment telemetry — per-frame logs and per-cycle event markers from the four controlled profiling runs, the live field session and the extended continuous-inference session — are deposited at https://doi.org/10.5281/zenodo.22854130 under a CC BY 4.0 licence.</w:t>
+        <w:t xml:space="preserve">All research data underlying this article are openly available. The site-collected greenhouse image dataset and the complete deployment telemetry (per-frame logs and per-cycle event markers from the four controlled profiling runs, the live field session and the extended continuous-inference session) are deposited at https://doi.org/10.5281/zenodo.22857312 under a CC BY 4.0 licence. The cross-domain proxy imagery used in the secondary training condition is not included; Section 3.8 of the manuscript states why.</w:t>
       </w:r>
     </w:p>
     <w:p>
